--- a/Final/IEEE ESPC/AquaVision_IEEE_Blind.docx
+++ b/Final/IEEE ESPC/AquaVision_IEEE_Blind.docx
@@ -759,14 +759,7 @@
         <w:rPr>
           <w:rStyle w:val="IntenseEmphasis"/>
         </w:rPr>
-        <w:t xml:space="preserve">fish farms generates better productivity </w:t>
-      </w:r>
-      <w:r>
-        <w:rPr>
-          <w:rStyle w:val="IntenseEmphasis"/>
-        </w:rPr>
-        <w:lastRenderedPageBreak/>
-        <w:t xml:space="preserve">together with scalability and sustainability. According to a systematic </w:t>
+        <w:t xml:space="preserve">fish farms generates better productivity together with scalability and sustainability. According to a systematic </w:t>
       </w:r>
       <w:proofErr w:type="gramStart"/>
       <w:r>
@@ -1273,13 +1266,7 @@
         <w:rPr>
           <w:rStyle w:val="IntenseEmphasis"/>
         </w:rPr>
-        <w:t xml:space="preserve">efficiency </w:t>
-      </w:r>
-      <w:r>
-        <w:rPr>
-          <w:rStyle w:val="IntenseEmphasis"/>
-        </w:rPr>
-        <w:t>together with decreased human mistakes and reduced operational expenses in fish farming operations</w:t>
+        <w:t>efficiency together with decreased human mistakes and reduced operational expenses in fish farming operations</w:t>
       </w:r>
       <w:r>
         <w:rPr>
@@ -1759,7 +1746,6 @@
         <w:jc w:val="start"/>
       </w:pPr>
       <w:r>
-        <w:lastRenderedPageBreak/>
         <w:t xml:space="preserve">The </w:t>
       </w:r>
       <w:r>
@@ -2343,14 +2329,7 @@
           <w:rStyle w:val="IntenseEmphasis"/>
           <w:lang w:eastAsia="en-US"/>
         </w:rPr>
-        <w:t xml:space="preserve">The aquatic tanks function as the main habitat for cultured fish while the water filtration system operates to preserve water quality through removal of debris and oxygen level management. The pipeline system enables water to move efficiently between fish tanks and filtration units. The system </w:t>
-      </w:r>
-      <w:r>
-        <w:rPr>
-          <w:rStyle w:val="IntenseEmphasis"/>
-          <w:lang w:eastAsia="en-US"/>
-        </w:rPr>
-        <w:t>integrates plant cultivation to enable aquaponic practices which use fish waste as a natural fertilizer for plant growth. The system controls lighting to support both fish and plant growth and uses a water pump to control fluid movement and maintain system stability. The system achieves sustainable fish farming through the integrated operation of its components.</w:t>
+        <w:t>The aquatic tanks function as the main habitat for cultured fish while the water filtration system operates to preserve water quality through removal of debris and oxygen level management. The pipeline system enables water to move efficiently between fish tanks and filtration units. The system integrates plant cultivation to enable aquaponic practices which use fish waste as a natural fertilizer for plant growth. The system controls lighting to support both fish and plant growth and uses a water pump to control fluid movement and maintain system stability. The system achieves sustainable fish farming through the integrated operation of its components.</w:t>
       </w:r>
     </w:p>
     <w:p>
@@ -2792,7 +2771,6 @@
         <w:pStyle w:val="Heading1"/>
       </w:pPr>
       <w:r>
-        <w:lastRenderedPageBreak/>
         <w:t>CONCLUSION</w:t>
       </w:r>
     </w:p>
@@ -7519,7 +7497,7 @@
 </file>
 
 <file path=customXml/itemProps1.xml><?xml version="1.0" encoding="utf-8"?>
-<ds:datastoreItem xmlns:ds="http://purl.oclc.org/ooxml/officeDocument/customXml" ds:itemID="{271AD852-E0F3-4E5D-BE20-3DAE235FE254}">
+<ds:datastoreItem xmlns:ds="http://purl.oclc.org/ooxml/officeDocument/customXml" ds:itemID="{903D1301-E479-4A60-A309-FC4390E9A267}">
   <ds:schemaRefs>
     <ds:schemaRef ds:uri="http://schemas.openxmlformats.org/officeDocument/2006/bibliography"/>
   </ds:schemaRefs>

--- a/Final/IEEE ESPC/AquaVision_IEEE_Blind.docx
+++ b/Final/IEEE ESPC/AquaVision_IEEE_Blind.docx
@@ -759,7 +759,14 @@
         <w:rPr>
           <w:rStyle w:val="IntenseEmphasis"/>
         </w:rPr>
-        <w:t xml:space="preserve">fish farms generates better productivity together with scalability and sustainability. According to a systematic </w:t>
+        <w:t xml:space="preserve">fish farms generates better productivity </w:t>
+      </w:r>
+      <w:r>
+        <w:rPr>
+          <w:rStyle w:val="IntenseEmphasis"/>
+        </w:rPr>
+        <w:lastRenderedPageBreak/>
+        <w:t xml:space="preserve">together with scalability and sustainability. According to a systematic </w:t>
       </w:r>
       <w:proofErr w:type="gramStart"/>
       <w:r>
@@ -1266,7 +1273,13 @@
         <w:rPr>
           <w:rStyle w:val="IntenseEmphasis"/>
         </w:rPr>
-        <w:t>efficiency together with decreased human mistakes and reduced operational expenses in fish farming operations</w:t>
+        <w:t xml:space="preserve">efficiency </w:t>
+      </w:r>
+      <w:r>
+        <w:rPr>
+          <w:rStyle w:val="IntenseEmphasis"/>
+        </w:rPr>
+        <w:t>together with decreased human mistakes and reduced operational expenses in fish farming operations</w:t>
       </w:r>
       <w:r>
         <w:rPr>
@@ -1746,6 +1759,7 @@
         <w:jc w:val="start"/>
       </w:pPr>
       <w:r>
+        <w:lastRenderedPageBreak/>
         <w:t xml:space="preserve">The </w:t>
       </w:r>
       <w:r>
@@ -2329,7 +2343,14 @@
           <w:rStyle w:val="IntenseEmphasis"/>
           <w:lang w:eastAsia="en-US"/>
         </w:rPr>
-        <w:t>The aquatic tanks function as the main habitat for cultured fish while the water filtration system operates to preserve water quality through removal of debris and oxygen level management. The pipeline system enables water to move efficiently between fish tanks and filtration units. The system integrates plant cultivation to enable aquaponic practices which use fish waste as a natural fertilizer for plant growth. The system controls lighting to support both fish and plant growth and uses a water pump to control fluid movement and maintain system stability. The system achieves sustainable fish farming through the integrated operation of its components.</w:t>
+        <w:t xml:space="preserve">The aquatic tanks function as the main habitat for cultured fish while the water filtration system operates to preserve water quality through removal of debris and oxygen level management. The pipeline system enables water to move efficiently between fish tanks and filtration units. The system </w:t>
+      </w:r>
+      <w:r>
+        <w:rPr>
+          <w:rStyle w:val="IntenseEmphasis"/>
+          <w:lang w:eastAsia="en-US"/>
+        </w:rPr>
+        <w:t>integrates plant cultivation to enable aquaponic practices which use fish waste as a natural fertilizer for plant growth. The system controls lighting to support both fish and plant growth and uses a water pump to control fluid movement and maintain system stability. The system achieves sustainable fish farming through the integrated operation of its components.</w:t>
       </w:r>
     </w:p>
     <w:p>
@@ -2347,7 +2368,30 @@
           <w:rStyle w:val="IntenseEmphasis"/>
           <w:lang w:eastAsia="en-US"/>
         </w:rPr>
-        <w:t>For real-time control and monitoring of this process, two ESP32 microcontrollers are utilized. The first ESP32 is utilized for sensor parameter detection data acquisition such as water temperature, pH, and oxygen level. The second ESP32 is utilized for control and communication such as data uploading to a cloud server and downloading a remote smart phone application control command. This setup of two microcontrollers allows for real-time remote control and secure data acquisition, which permits users to make the correct decision and act on any irregularity in the aquaculture condition in real time.</w:t>
+        <w:t xml:space="preserve">For real-time control and monitoring of this process, two ESP32 microcontrollers are utilized. The first ESP32 is utilized for sensor parameter detection data acquisition such as water temperature, pH, and oxygen level. The second ESP32 is utilized for control and communication such as data uploading to a cloud server and downloading a remote smart phone application control command. This setup of two microcontrollers allows for real-time remote control and secure data acquisition, which permits users to make the correct decision and act on any irregularity in the aquaculture condition in real </w:t>
+      </w:r>
+      <w:proofErr w:type="gramStart"/>
+      <w:r>
+        <w:rPr>
+          <w:rStyle w:val="IntenseEmphasis"/>
+          <w:lang w:eastAsia="en-US"/>
+        </w:rPr>
+        <w:t>time.</w:t>
+      </w:r>
+      <w:r>
+        <w:rPr>
+          <w:rStyle w:val="IntenseEmphasis"/>
+          <w:lang w:eastAsia="en-US"/>
+        </w:rPr>
+        <w:t>[</w:t>
+      </w:r>
+      <w:proofErr w:type="gramEnd"/>
+      <w:r>
+        <w:rPr>
+          <w:rStyle w:val="IntenseEmphasis"/>
+          <w:lang w:eastAsia="en-US"/>
+        </w:rPr>
+        <w:t>10]</w:t>
       </w:r>
     </w:p>
     <w:p>
@@ -2771,6 +2815,326 @@
         <w:pStyle w:val="Heading1"/>
       </w:pPr>
       <w:r>
+        <w:lastRenderedPageBreak/>
+        <w:t>EXPERIMENTAL RESULTS</w:t>
+      </w:r>
+    </w:p>
+    <w:p>
+      <w:pPr>
+        <w:spacing w:after="6pt"/>
+        <w:ind w:firstLine="36pt"/>
+        <w:jc w:val="start"/>
+        <w:rPr>
+          <w:rFonts w:eastAsia="Times New Roman" w:cs="Traditional Arabic"/>
+          <w:lang w:bidi="ar-AE"/>
+        </w:rPr>
+      </w:pPr>
+      <w:r>
+        <w:rPr>
+          <w:rFonts w:eastAsia="Times New Roman" w:cs="Traditional Arabic"/>
+          <w:lang w:bidi="ar-AE"/>
+        </w:rPr>
+        <w:t xml:space="preserve">The </w:t>
+      </w:r>
+      <w:proofErr w:type="spellStart"/>
+      <w:r>
+        <w:rPr>
+          <w:rFonts w:eastAsia="Times New Roman" w:cs="Traditional Arabic"/>
+          <w:lang w:bidi="ar-AE"/>
+        </w:rPr>
+        <w:t>AquaVision</w:t>
+      </w:r>
+      <w:proofErr w:type="spellEnd"/>
+      <w:r>
+        <w:rPr>
+          <w:rFonts w:eastAsia="Times New Roman" w:cs="Traditional Arabic"/>
+          <w:lang w:bidi="ar-AE"/>
+        </w:rPr>
+        <w:t xml:space="preserve"> prototype was evaluated under small-scale aquarium conditions due to limitations in accessing a commercial fish farm. Despite this constraint, the setup provided a controlled environment to validate the system’s functionality in monitoring water parameters such as temperature and water </w:t>
+      </w:r>
+      <w:proofErr w:type="gramStart"/>
+      <w:r>
+        <w:rPr>
+          <w:rFonts w:eastAsia="Times New Roman" w:cs="Traditional Arabic"/>
+          <w:lang w:bidi="ar-AE"/>
+        </w:rPr>
+        <w:t>level.</w:t>
+      </w:r>
+      <w:r>
+        <w:rPr>
+          <w:rFonts w:eastAsia="Times New Roman" w:cs="Traditional Arabic"/>
+          <w:lang w:bidi="ar-AE"/>
+        </w:rPr>
+        <w:t>[</w:t>
+      </w:r>
+      <w:proofErr w:type="gramEnd"/>
+      <w:r>
+        <w:rPr>
+          <w:rFonts w:eastAsia="Times New Roman" w:cs="Traditional Arabic"/>
+          <w:lang w:bidi="ar-AE"/>
+        </w:rPr>
+        <w:t>10]</w:t>
+      </w:r>
+    </w:p>
+    <w:p>
+      <w:pPr>
+        <w:spacing w:after="6pt"/>
+        <w:jc w:val="start"/>
+      </w:pPr>
+      <w:r>
+        <w:t xml:space="preserve">As shown in fig 5, </w:t>
+      </w:r>
+      <w:r>
+        <w:t xml:space="preserve">The </w:t>
+      </w:r>
+      <w:proofErr w:type="spellStart"/>
+      <w:r>
+        <w:t>AquaVision</w:t>
+      </w:r>
+      <w:proofErr w:type="spellEnd"/>
+      <w:r>
+        <w:t xml:space="preserve"> prototype was evaluated under small-scale aquarium conditions due to limitations in accessing a commercial fish farm. Despite this constraint, the setup provided a controlled environment to validate the system’s functionality in monitoring water parameters such as temperature and water </w:t>
+      </w:r>
+      <w:proofErr w:type="gramStart"/>
+      <w:r>
+        <w:t>level.</w:t>
+      </w:r>
+      <w:r>
+        <w:t>[</w:t>
+      </w:r>
+      <w:proofErr w:type="gramEnd"/>
+      <w:r>
+        <w:t>10]</w:t>
+      </w:r>
+    </w:p>
+    <w:p>
+      <w:pPr>
+        <w:spacing w:after="6pt"/>
+        <w:jc w:val="start"/>
+      </w:pPr>
+      <w:r>
+        <w:t xml:space="preserve">Previous studies report that manual monitoring in aquaculture achieves only around 30% accuracy in maintaining optimal water parameters due to delays, inconsistency, and human error [6]. In contrast, our prototype, although still at an early stage, achieved an accuracy of approximately </w:t>
+      </w:r>
+      <w:r>
+        <w:t>4</w:t>
+      </w:r>
+      <w:r>
+        <w:t>0% when compared against calibrated sensors and expected threshold behavior.</w:t>
+      </w:r>
+    </w:p>
+    <w:p>
+      <w:pPr>
+        <w:spacing w:after="6pt"/>
+        <w:jc w:val="start"/>
+      </w:pPr>
+      <w:r>
+        <w:rPr>
+          <w:noProof/>
+        </w:rPr>
+        <w:drawing>
+          <wp:anchor distT="0" distB="0" distL="114300" distR="114300" simplePos="0" relativeHeight="251665920" behindDoc="1" locked="0" layoutInCell="1" allowOverlap="1" wp14:anchorId="1CA291E3" wp14:editId="5227C506">
+            <wp:simplePos x="0" y="0"/>
+            <wp:positionH relativeFrom="column">
+              <wp:posOffset>-19685</wp:posOffset>
+            </wp:positionH>
+            <wp:positionV relativeFrom="paragraph">
+              <wp:posOffset>1139675</wp:posOffset>
+            </wp:positionV>
+            <wp:extent cx="3145155" cy="1143000"/>
+            <wp:effectExtent l="0" t="0" r="17145" b="19050"/>
+            <wp:wrapTight wrapText="bothSides">
+              <wp:wrapPolygon edited="0">
+                <wp:start x="0" y="0"/>
+                <wp:lineTo x="0" y="21600"/>
+                <wp:lineTo x="21587" y="21600"/>
+                <wp:lineTo x="21587" y="0"/>
+                <wp:lineTo x="0" y="0"/>
+              </wp:wrapPolygon>
+            </wp:wrapTight>
+            <wp:docPr id="1" name="Text Box 8"/>
+            <wp:cNvGraphicFramePr>
+              <a:graphicFrameLocks xmlns:a="http://purl.oclc.org/ooxml/drawingml/main"/>
+            </wp:cNvGraphicFramePr>
+            <a:graphic xmlns:a="http://purl.oclc.org/ooxml/drawingml/main">
+              <a:graphicData uri="http://schemas.microsoft.com/office/word/2010/wordprocessingShape">
+                <wp:wsp>
+                  <wp:cNvSpPr txBox="1">
+                    <a:spLocks noChangeArrowheads="1"/>
+                  </wp:cNvSpPr>
+                  <wp:spPr bwMode="auto">
+                    <a:xfrm>
+                      <a:off x="0" y="0"/>
+                      <a:ext cx="3145155" cy="1143000"/>
+                    </a:xfrm>
+                    <a:prstGeom prst="rect">
+                      <a:avLst/>
+                    </a:prstGeom>
+                    <a:noFill/>
+                    <a:ln w="9525">
+                      <a:solidFill>
+                        <a:srgbClr val="000000"/>
+                      </a:solidFill>
+                      <a:miter lim="800%"/>
+                      <a:headEnd/>
+                      <a:tailEnd/>
+                    </a:ln>
+                  </wp:spPr>
+                  <wp:txbx>
+                    <wne:txbxContent>
+                      <w:p>
+                        <w:pPr>
+                          <w:pStyle w:val="BodyText"/>
+                          <w:ind w:hanging="7.10pt"/>
+                          <w:rPr>
+                            <w:color w:val="FFFFFF" w:themeColor="background1"/>
+                            <w:lang w:val="en-US" w:bidi="ar-EG"/>
+                            <w14:textFill>
+                              <w14:noFill/>
+                            </w14:textFill>
+                          </w:rPr>
+                        </w:pPr>
+                        <w:r>
+                          <w:rPr>
+                            <w:color w:val="FFFFFF" w:themeColor="background1"/>
+                            <w:lang w:val="en-US" w:bidi="ar-EG"/>
+                            <w14:textFill>
+                              <w14:noFill/>
+                            </w14:textFill>
+                          </w:rPr>
+                          <w:t xml:space="preserve"> </w:t>
+                        </w:r>
+                        <w:r>
+                          <w:rPr>
+                            <w:noProof/>
+                            <w:color w:val="FFFFFF" w:themeColor="background1"/>
+                            <w:lang w:val="en-US" w:bidi="ar-EG"/>
+                          </w:rPr>
+                          <w:drawing>
+                            <wp:inline distT="0" distB="0" distL="0" distR="0" wp14:anchorId="42AC1A08" wp14:editId="7228B72F">
+                              <wp:extent cx="2998694" cy="1042670"/>
+                              <wp:effectExtent l="0" t="0" r="0" b="5080"/>
+                              <wp:docPr id="4" name="Chart 4"/>
+                              <wp:cNvGraphicFramePr/>
+                              <a:graphic xmlns:a="http://purl.oclc.org/ooxml/drawingml/main">
+                                <a:graphicData uri="http://purl.oclc.org/ooxml/drawingml/chart">
+                                  <c:chart xmlns:c="http://purl.oclc.org/ooxml/drawingml/chart" xmlns:r="http://purl.oclc.org/ooxml/officeDocument/relationships" r:id="rId13"/>
+                                </a:graphicData>
+                              </a:graphic>
+                            </wp:inline>
+                          </w:drawing>
+                        </w:r>
+                      </w:p>
+                      <w:p>
+                        <w:pPr>
+                          <w:pStyle w:val="BodyText"/>
+                          <w:ind w:hanging="7.10pt"/>
+                          <w:rPr>
+                            <w:color w:val="FFFFFF" w:themeColor="background1"/>
+                            <w:lang w:val="en-US" w:bidi="ar-EG"/>
+                            <w14:textFill>
+                              <w14:noFill/>
+                            </w14:textFill>
+                          </w:rPr>
+                        </w:pPr>
+                      </w:p>
+                      <w:p>
+                        <w:pPr>
+                          <w:pStyle w:val="BodyText"/>
+                          <w:ind w:hanging="7.10pt"/>
+                          <w:rPr>
+                            <w:color w:val="FFFFFF" w:themeColor="background1"/>
+                            <w:lang w:val="en-US" w:bidi="ar-EG"/>
+                            <w14:textFill>
+                              <w14:noFill/>
+                            </w14:textFill>
+                          </w:rPr>
+                        </w:pPr>
+                      </w:p>
+                      <w:p>
+                        <w:pPr>
+                          <w:pStyle w:val="BodyText"/>
+                          <w:ind w:hanging="7.10pt"/>
+                          <w:rPr>
+                            <w:color w:val="FFFFFF" w:themeColor="background1"/>
+                            <w:lang w:val="en-US" w:bidi="ar-EG"/>
+                            <w14:textFill>
+                              <w14:noFill/>
+                            </w14:textFill>
+                          </w:rPr>
+                        </w:pPr>
+                      </w:p>
+                      <w:p>
+                        <w:pPr>
+                          <w:pStyle w:val="BodyText"/>
+                          <w:ind w:hanging="7.10pt"/>
+                          <w:rPr>
+                            <w:color w:val="FFFFFF" w:themeColor="background1"/>
+                            <w:lang w:val="en-US" w:bidi="ar-EG"/>
+                            <w14:textFill>
+                              <w14:noFill/>
+                            </w14:textFill>
+                          </w:rPr>
+                        </w:pPr>
+                      </w:p>
+                    </wne:txbxContent>
+                  </wp:txbx>
+                  <wp:bodyPr rot="0" vert="horz" wrap="square" lIns="91440" tIns="45720" rIns="91440" bIns="45720" anchor="t" anchorCtr="0" upright="1">
+                    <a:noAutofit/>
+                  </wp:bodyPr>
+                </wp:wsp>
+              </a:graphicData>
+            </a:graphic>
+            <wp14:sizeRelH relativeFrom="page">
+              <wp14:pctWidth>0%</wp14:pctWidth>
+            </wp14:sizeRelH>
+            <wp14:sizeRelV relativeFrom="page">
+              <wp14:pctHeight>0%</wp14:pctHeight>
+            </wp14:sizeRelV>
+          </wp:anchor>
+        </w:drawing>
+      </w:r>
+      <w:r>
+        <w:t xml:space="preserve">While this result indicates that </w:t>
+      </w:r>
+      <w:proofErr w:type="spellStart"/>
+      <w:r>
+        <w:t>AquaVision</w:t>
+      </w:r>
+      <w:proofErr w:type="spellEnd"/>
+      <w:r>
+        <w:t xml:space="preserve"> has not yet reached its full potential, it demonstrates a </w:t>
+      </w:r>
+      <w:r>
+        <w:rPr>
+          <w:rStyle w:val="Strong"/>
+        </w:rPr>
+        <w:t xml:space="preserve">clear improvement </w:t>
+      </w:r>
+      <w:proofErr w:type="gramStart"/>
+      <w:r>
+        <w:rPr>
+          <w:rStyle w:val="Strong"/>
+        </w:rPr>
+        <w:t>over traditional manual methods</w:t>
+      </w:r>
+      <w:proofErr w:type="gramEnd"/>
+      <w:r>
+        <w:t>. The accuracy is expected to increase significantly as the AI-based adaptive control algorithm is further trained and optimized with more environmental data from larger-scale fish farm deployments.</w:t>
+      </w:r>
+    </w:p>
+    <w:p>
+      <w:pPr>
+        <w:pStyle w:val="figurecaption"/>
+      </w:pPr>
+      <w:r>
+        <w:t>Manual vs our AI prototype accuracy</w:t>
+      </w:r>
+    </w:p>
+    <w:p>
+      <w:pPr>
+        <w:pStyle w:val="Heading1"/>
+      </w:pPr>
+      <w:r>
         <w:t>CONCLUSION</w:t>
       </w:r>
     </w:p>
@@ -2793,9 +3157,8 @@
           <w:szCs w:val="20"/>
           <w:lang w:bidi="ar-AE"/>
         </w:rPr>
-        <w:t xml:space="preserve">Application of IoT technology to Egypt's aquaculture industry is a new idea of water quality management, being environment conserving, and an environmental guardian. The process here demonstrates the worth of real-time monitoring, automated control, and machine learning analysis in fish farm productivity, enhancement of fish health, and cost reduction. The </w:t>
-      </w:r>
-      <w:proofErr w:type="spellStart"/>
+        <w:t xml:space="preserve">Application of IoT technology to Egypt's aquaculture industry is a new idea of water quality management, being environment conserving, and an environmental guardian. The process here demonstrates the worth of real-time monitoring, automated control, and machine learning analysis in fish farm </w:t>
+      </w:r>
       <w:r>
         <w:rPr>
           <w:rFonts w:cs="Traditional Arabic"/>
@@ -2803,9 +3166,9 @@
           <w:szCs w:val="20"/>
           <w:lang w:bidi="ar-AE"/>
         </w:rPr>
-        <w:t>AquaVision</w:t>
-      </w:r>
-      <w:proofErr w:type="spellEnd"/>
+        <w:t xml:space="preserve">productivity, enhancement of fish health, and cost reduction. The </w:t>
+      </w:r>
+      <w:proofErr w:type="spellStart"/>
       <w:r>
         <w:rPr>
           <w:rFonts w:cs="Traditional Arabic"/>
@@ -2813,27 +3176,37 @@
           <w:szCs w:val="20"/>
           <w:lang w:bidi="ar-AE"/>
         </w:rPr>
-        <w:t xml:space="preserve"> demonstrator demonstrates the potential for sensor networks and cloud computing to work towards delivering data-driven decision-making, ideal farming conditions with maximum possible resource utilization.</w:t>
-      </w:r>
-    </w:p>
-    <w:p>
-      <w:pPr>
-        <w:pStyle w:val="NormalWeb"/>
-        <w:spacing w:before="0pt" w:beforeAutospacing="0" w:after="6pt" w:afterAutospacing="0"/>
+        <w:t>AquaVision</w:t>
+      </w:r>
+      <w:proofErr w:type="spellEnd"/>
+      <w:r>
         <w:rPr>
           <w:rFonts w:cs="Traditional Arabic"/>
           <w:sz w:val="20"/>
           <w:szCs w:val="20"/>
           <w:lang w:bidi="ar-AE"/>
         </w:rPr>
-      </w:pPr>
-      <w:r>
+        <w:t xml:space="preserve"> demonstrator demonstrates the potential for sensor networks and cloud computing to work towards delivering data-driven decision-making, ideal farming conditions with maximum possible resource utilization.</w:t>
+      </w:r>
+    </w:p>
+    <w:p>
+      <w:pPr>
+        <w:pStyle w:val="NormalWeb"/>
+        <w:spacing w:before="0pt" w:beforeAutospacing="0" w:after="6pt" w:afterAutospacing="0"/>
         <w:rPr>
           <w:rFonts w:cs="Traditional Arabic"/>
           <w:sz w:val="20"/>
           <w:szCs w:val="20"/>
           <w:lang w:bidi="ar-AE"/>
         </w:rPr>
+      </w:pPr>
+      <w:r>
+        <w:rPr>
+          <w:rFonts w:cs="Traditional Arabic"/>
+          <w:sz w:val="20"/>
+          <w:szCs w:val="20"/>
+          <w:lang w:bidi="ar-AE"/>
+        </w:rPr>
         <w:t>Despite advancements, large application of IoT in aquaculture is constrained by the demands of start-up capital-expenditure investment, cyberattacks, and technical expertise. It will increase use of the technology in solving the above challenges through cost-saving methods, enhanced security mechanisms, and farmers' capacity building. Egypt's aquaculture fishery sector can increase productivity, sustainability, and profitability through the utilization of IoT, the path to a robust and evidence-based aquaculture</w:t>
       </w:r>
     </w:p>
@@ -2970,7 +3343,7 @@
       <w:r>
         <w:t xml:space="preserve">, vol. 11, no. 6, pp. 3183–3191, Dec. 2022. [Online].Available: </w:t>
       </w:r>
-      <w:hyperlink r:id="rId13" w:history="1">
+      <w:hyperlink r:id="rId14" w:history="1">
         <w:r>
           <w:rPr>
             <w:rStyle w:val="Hyperlink"/>
@@ -2996,7 +3369,7 @@
       <w:r>
         <w:t xml:space="preserve">, vol. 11, no. 6, pp. 3183–3191, Dec. 2022. [Online].Available: </w:t>
       </w:r>
-      <w:hyperlink r:id="rId14" w:tgtFrame="_new" w:history="1">
+      <w:hyperlink r:id="rId15" w:tgtFrame="_new" w:history="1">
         <w:r>
           <w:rPr>
             <w:rStyle w:val="Hyperlink"/>
@@ -3011,22 +3384,35 @@
         <w:ind w:start="17.70pt" w:hanging="17.70pt"/>
       </w:pPr>
       <w:r>
-        <w:t>Y. K. Omar, “AquaV</w:t>
+        <w:t>“AquaV</w:t>
       </w:r>
       <w:r>
         <w:t>ision Sustainable</w:t>
       </w:r>
       <w:r>
-        <w:t xml:space="preserve">,” GitHub repository, 2025. [Online].Available: </w:t>
-      </w:r>
-      <w:hyperlink r:id="rId15" w:history="1">
+        <w:t>,” GitHub repository, 2025. [Online].Available:</w:t>
+      </w:r>
+      <w:r>
+        <w:t xml:space="preserve"> </w:t>
+      </w:r>
+      <w:hyperlink r:id="rId16" w:history="1">
         <w:r>
           <w:rPr>
             <w:rStyle w:val="Hyperlink"/>
           </w:rPr>
-          <w:t>https://github.com/youefkh05/AquaVision_Sustainable</w:t>
+          <w:t>https://tinyurl.com/3f9ve6mb</w:t>
         </w:r>
       </w:hyperlink>
+    </w:p>
+    <w:p>
+      <w:pPr>
+        <w:pStyle w:val="references"/>
+        <w:numPr>
+          <w:ilvl w:val="0"/>
+          <w:numId w:val="0"/>
+        </w:numPr>
+        <w:ind w:start="17.70pt"/>
+      </w:pPr>
     </w:p>
     <w:p>
       <w:pPr>
@@ -3038,7 +3424,6 @@
         <w:autoSpaceDE w:val="0"/>
         <w:autoSpaceDN w:val="0"/>
         <w:adjustRightInd w:val="0"/>
-        <w:ind w:start="18pt" w:hanging="18pt"/>
         <w:jc w:val="start"/>
         <w:rPr>
           <w:rFonts w:eastAsia="SimSun"/>
@@ -7231,6 +7616,1023 @@
 </w:styles>
 </file>
 
+<file path=word/charts/chart1.xml><?xml version="1.0" encoding="utf-8"?>
+<c:chartSpace xmlns:c="http://purl.oclc.org/ooxml/drawingml/chart" xmlns:a="http://purl.oclc.org/ooxml/drawingml/main" xmlns:r="http://purl.oclc.org/ooxml/officeDocument/relationships" xmlns:c16r2="http://schemas.microsoft.com/office/drawing/2015/06/chart">
+  <c:date1904 val="0"/>
+  <c:lang val="en-US"/>
+  <c:roundedCorners val="0"/>
+  <mc:AlternateContent xmlns:mc="http://schemas.openxmlformats.org/markup-compatibility/2006">
+    <mc:Choice xmlns:c14="http://schemas.microsoft.com/office/drawing/2007/8/2/chart" Requires="c14">
+      <c14:style val="102"/>
+    </mc:Choice>
+    <mc:Fallback>
+      <c:style val="2"/>
+    </mc:Fallback>
+  </mc:AlternateContent>
+  <c:chart>
+    <c:title>
+      <c:tx>
+        <c:rich>
+          <a:bodyPr rot="0" spcFirstLastPara="1" vertOverflow="ellipsis" vert="horz" wrap="square" anchor="ctr" anchorCtr="1"/>
+          <a:lstStyle/>
+          <a:p>
+            <a:pPr>
+              <a:defRPr sz="1600" b="1" i="0" u="none" strike="noStrike" kern="1200" spc="100" baseline="0%">
+                <a:solidFill>
+                  <a:schemeClr val="lt1">
+                    <a:lumMod val="95%"/>
+                  </a:schemeClr>
+                </a:solidFill>
+                <a:effectLst>
+                  <a:outerShdw blurRad="50800" dist="38100" dir="5400000" algn="t" rotWithShape="0">
+                    <a:prstClr val="black">
+                      <a:alpha val="40%"/>
+                    </a:prstClr>
+                  </a:outerShdw>
+                </a:effectLst>
+                <a:latin typeface="+mn-lt"/>
+                <a:ea typeface="+mn-ea"/>
+                <a:cs typeface="+mn-cs"/>
+              </a:defRPr>
+            </a:pPr>
+            <a:r>
+              <a:rPr lang="en-US"/>
+              <a:t>Accuracy Test</a:t>
+            </a:r>
+          </a:p>
+        </c:rich>
+      </c:tx>
+      <c:overlay val="0"/>
+      <c:spPr>
+        <a:noFill/>
+        <a:ln>
+          <a:noFill/>
+        </a:ln>
+        <a:effectLst/>
+      </c:spPr>
+      <c:txPr>
+        <a:bodyPr rot="0" spcFirstLastPara="1" vertOverflow="ellipsis" vert="horz" wrap="square" anchor="ctr" anchorCtr="1"/>
+        <a:lstStyle/>
+        <a:p>
+          <a:pPr>
+            <a:defRPr sz="1600" b="1" i="0" u="none" strike="noStrike" kern="1200" spc="100" baseline="0%">
+              <a:solidFill>
+                <a:schemeClr val="lt1">
+                  <a:lumMod val="95%"/>
+                </a:schemeClr>
+              </a:solidFill>
+              <a:effectLst>
+                <a:outerShdw blurRad="50800" dist="38100" dir="5400000" algn="t" rotWithShape="0">
+                  <a:prstClr val="black">
+                    <a:alpha val="40%"/>
+                  </a:prstClr>
+                </a:outerShdw>
+              </a:effectLst>
+              <a:latin typeface="+mn-lt"/>
+              <a:ea typeface="+mn-ea"/>
+              <a:cs typeface="+mn-cs"/>
+            </a:defRPr>
+          </a:pPr>
+          <a:endParaRPr lang="en-US"/>
+        </a:p>
+      </c:txPr>
+    </c:title>
+    <c:autoTitleDeleted val="0"/>
+    <c:plotArea>
+      <c:layout>
+        <c:manualLayout>
+          <c:layoutTarget val="inner"/>
+          <c:xMode val="edge"/>
+          <c:yMode val="edge"/>
+          <c:x val="0.13059814891559607"/>
+          <c:y val="0.26906211936662605"/>
+          <c:w val="0.81610404961871441"/>
+          <c:h val="0.4184439947442623"/>
+        </c:manualLayout>
+      </c:layout>
+      <c:barChart>
+        <c:barDir val="col"/>
+        <c:grouping val="clustered"/>
+        <c:varyColors val="0"/>
+        <c:ser>
+          <c:idx val="0"/>
+          <c:order val="0"/>
+          <c:tx>
+            <c:strRef>
+              <c:f>Sheet1!$B$1</c:f>
+              <c:strCache>
+                <c:ptCount val="1"/>
+                <c:pt idx="0">
+                  <c:v>Manual</c:v>
+                </c:pt>
+              </c:strCache>
+            </c:strRef>
+          </c:tx>
+          <c:spPr>
+            <a:gradFill rotWithShape="1">
+              <a:gsLst>
+                <a:gs pos="0%">
+                  <a:schemeClr val="accent1">
+                    <a:satMod val="103%"/>
+                    <a:lumMod val="102%"/>
+                    <a:tint val="94%"/>
+                  </a:schemeClr>
+                </a:gs>
+                <a:gs pos="50%">
+                  <a:schemeClr val="accent1">
+                    <a:satMod val="110%"/>
+                    <a:lumMod val="100%"/>
+                    <a:shade val="100%"/>
+                  </a:schemeClr>
+                </a:gs>
+                <a:gs pos="100%">
+                  <a:schemeClr val="accent1">
+                    <a:lumMod val="99%"/>
+                    <a:satMod val="120%"/>
+                    <a:shade val="78%"/>
+                  </a:schemeClr>
+                </a:gs>
+              </a:gsLst>
+              <a:lin ang="5400000" scaled="0"/>
+            </a:gradFill>
+            <a:ln>
+              <a:noFill/>
+            </a:ln>
+            <a:effectLst>
+              <a:outerShdw blurRad="57150" dist="19050" dir="5400000" algn="ctr" rotWithShape="0">
+                <a:srgbClr val="000000">
+                  <a:alpha val="63%"/>
+                </a:srgbClr>
+              </a:outerShdw>
+            </a:effectLst>
+          </c:spPr>
+          <c:invertIfNegative val="0"/>
+          <c:cat>
+            <c:strRef>
+              <c:f>Sheet1!$A$2</c:f>
+              <c:strCache>
+                <c:ptCount val="1"/>
+                <c:pt idx="0">
+                  <c:v>Accuracy</c:v>
+                </c:pt>
+              </c:strCache>
+            </c:strRef>
+          </c:cat>
+          <c:val>
+            <c:numRef>
+              <c:f>Sheet1!$B$2</c:f>
+              <c:numCache>
+                <c:formatCode>0%</c:formatCode>
+                <c:ptCount val="1"/>
+                <c:pt idx="0">
+                  <c:v>0.3</c:v>
+                </c:pt>
+              </c:numCache>
+            </c:numRef>
+          </c:val>
+          <c:extLst>
+            <c:ext xmlns:c16="http://schemas.microsoft.com/office/drawing/2014/chart" uri="{C3380CC4-5D6E-409C-BE32-E72D297353CC}">
+              <c16:uniqueId val="{00000000-C686-4FB2-8B9B-7D56346FCB8D}"/>
+            </c:ext>
+          </c:extLst>
+        </c:ser>
+        <c:ser>
+          <c:idx val="1"/>
+          <c:order val="1"/>
+          <c:tx>
+            <c:strRef>
+              <c:f>Sheet1!$C$1</c:f>
+              <c:strCache>
+                <c:ptCount val="1"/>
+                <c:pt idx="0">
+                  <c:v>AI</c:v>
+                </c:pt>
+              </c:strCache>
+            </c:strRef>
+          </c:tx>
+          <c:spPr>
+            <a:gradFill rotWithShape="1">
+              <a:gsLst>
+                <a:gs pos="0%">
+                  <a:schemeClr val="accent2">
+                    <a:satMod val="103%"/>
+                    <a:lumMod val="102%"/>
+                    <a:tint val="94%"/>
+                  </a:schemeClr>
+                </a:gs>
+                <a:gs pos="50%">
+                  <a:schemeClr val="accent2">
+                    <a:satMod val="110%"/>
+                    <a:lumMod val="100%"/>
+                    <a:shade val="100%"/>
+                  </a:schemeClr>
+                </a:gs>
+                <a:gs pos="100%">
+                  <a:schemeClr val="accent2">
+                    <a:lumMod val="99%"/>
+                    <a:satMod val="120%"/>
+                    <a:shade val="78%"/>
+                  </a:schemeClr>
+                </a:gs>
+              </a:gsLst>
+              <a:lin ang="5400000" scaled="0"/>
+            </a:gradFill>
+            <a:ln>
+              <a:noFill/>
+            </a:ln>
+            <a:effectLst>
+              <a:outerShdw blurRad="57150" dist="19050" dir="5400000" algn="ctr" rotWithShape="0">
+                <a:srgbClr val="000000">
+                  <a:alpha val="63%"/>
+                </a:srgbClr>
+              </a:outerShdw>
+            </a:effectLst>
+          </c:spPr>
+          <c:invertIfNegative val="0"/>
+          <c:cat>
+            <c:strRef>
+              <c:f>Sheet1!$A$2</c:f>
+              <c:strCache>
+                <c:ptCount val="1"/>
+                <c:pt idx="0">
+                  <c:v>Accuracy</c:v>
+                </c:pt>
+              </c:strCache>
+            </c:strRef>
+          </c:cat>
+          <c:val>
+            <c:numRef>
+              <c:f>Sheet1!$C$2</c:f>
+              <c:numCache>
+                <c:formatCode>0%</c:formatCode>
+                <c:ptCount val="1"/>
+                <c:pt idx="0">
+                  <c:v>0.4</c:v>
+                </c:pt>
+              </c:numCache>
+            </c:numRef>
+          </c:val>
+          <c:extLst>
+            <c:ext xmlns:c16="http://schemas.microsoft.com/office/drawing/2014/chart" uri="{C3380CC4-5D6E-409C-BE32-E72D297353CC}">
+              <c16:uniqueId val="{00000001-C686-4FB2-8B9B-7D56346FCB8D}"/>
+            </c:ext>
+          </c:extLst>
+        </c:ser>
+        <c:dLbls>
+          <c:showLegendKey val="0"/>
+          <c:showVal val="0"/>
+          <c:showCatName val="0"/>
+          <c:showSerName val="0"/>
+          <c:showPercent val="0"/>
+          <c:showBubbleSize val="0"/>
+        </c:dLbls>
+        <c:gapWidth val="100"/>
+        <c:overlap val="-24"/>
+        <c:axId val="331325008"/>
+        <c:axId val="331325664"/>
+      </c:barChart>
+      <c:catAx>
+        <c:axId val="331325008"/>
+        <c:scaling>
+          <c:orientation val="minMax"/>
+        </c:scaling>
+        <c:delete val="0"/>
+        <c:axPos val="b"/>
+        <c:numFmt formatCode="General" sourceLinked="1"/>
+        <c:majorTickMark val="none"/>
+        <c:minorTickMark val="none"/>
+        <c:tickLblPos val="nextTo"/>
+        <c:spPr>
+          <a:noFill/>
+          <a:ln w="12700" cap="flat" cmpd="sng" algn="ctr">
+            <a:solidFill>
+              <a:schemeClr val="lt1">
+                <a:lumMod val="95%"/>
+                <a:alpha val="54%"/>
+              </a:schemeClr>
+            </a:solidFill>
+            <a:round/>
+          </a:ln>
+          <a:effectLst/>
+        </c:spPr>
+        <c:txPr>
+          <a:bodyPr rot="-60000000" spcFirstLastPara="1" vertOverflow="ellipsis" vert="horz" wrap="square" anchor="ctr" anchorCtr="1"/>
+          <a:lstStyle/>
+          <a:p>
+            <a:pPr>
+              <a:defRPr sz="900" b="0" i="0" u="none" strike="noStrike" kern="1200" baseline="0%">
+                <a:solidFill>
+                  <a:schemeClr val="lt1">
+                    <a:lumMod val="85%"/>
+                  </a:schemeClr>
+                </a:solidFill>
+                <a:latin typeface="+mn-lt"/>
+                <a:ea typeface="+mn-ea"/>
+                <a:cs typeface="+mn-cs"/>
+              </a:defRPr>
+            </a:pPr>
+            <a:endParaRPr lang="en-US"/>
+          </a:p>
+        </c:txPr>
+        <c:crossAx val="331325664"/>
+        <c:crosses val="autoZero"/>
+        <c:auto val="1"/>
+        <c:lblAlgn val="ctr"/>
+        <c:lblOffset val="100"/>
+        <c:noMultiLvlLbl val="0"/>
+      </c:catAx>
+      <c:valAx>
+        <c:axId val="331325664"/>
+        <c:scaling>
+          <c:orientation val="minMax"/>
+        </c:scaling>
+        <c:delete val="0"/>
+        <c:axPos val="l"/>
+        <c:majorGridlines>
+          <c:spPr>
+            <a:ln w="9525" cap="flat" cmpd="sng" algn="ctr">
+              <a:solidFill>
+                <a:schemeClr val="lt1">
+                  <a:lumMod val="95%"/>
+                  <a:alpha val="10%"/>
+                </a:schemeClr>
+              </a:solidFill>
+              <a:round/>
+            </a:ln>
+            <a:effectLst/>
+          </c:spPr>
+        </c:majorGridlines>
+        <c:numFmt formatCode="0%" sourceLinked="1"/>
+        <c:majorTickMark val="none"/>
+        <c:minorTickMark val="none"/>
+        <c:tickLblPos val="nextTo"/>
+        <c:spPr>
+          <a:noFill/>
+          <a:ln>
+            <a:noFill/>
+          </a:ln>
+          <a:effectLst/>
+        </c:spPr>
+        <c:txPr>
+          <a:bodyPr rot="-60000000" spcFirstLastPara="1" vertOverflow="ellipsis" vert="horz" wrap="square" anchor="ctr" anchorCtr="1"/>
+          <a:lstStyle/>
+          <a:p>
+            <a:pPr>
+              <a:defRPr sz="900" b="0" i="0" u="none" strike="noStrike" kern="1200" baseline="0%">
+                <a:solidFill>
+                  <a:schemeClr val="lt1">
+                    <a:lumMod val="85%"/>
+                  </a:schemeClr>
+                </a:solidFill>
+                <a:latin typeface="+mn-lt"/>
+                <a:ea typeface="+mn-ea"/>
+                <a:cs typeface="+mn-cs"/>
+              </a:defRPr>
+            </a:pPr>
+            <a:endParaRPr lang="en-US"/>
+          </a:p>
+        </c:txPr>
+        <c:crossAx val="331325008"/>
+        <c:crosses val="autoZero"/>
+        <c:crossBetween val="between"/>
+      </c:valAx>
+      <c:spPr>
+        <a:noFill/>
+        <a:ln>
+          <a:noFill/>
+        </a:ln>
+        <a:effectLst/>
+      </c:spPr>
+    </c:plotArea>
+    <c:legend>
+      <c:legendPos val="b"/>
+      <c:layout>
+        <c:manualLayout>
+          <c:xMode val="edge"/>
+          <c:yMode val="edge"/>
+          <c:x val="0.62682801562130008"/>
+          <c:y val="0.72137493166581945"/>
+          <c:w val="0.28001580806211163"/>
+          <c:h val="0.20554346053880904"/>
+        </c:manualLayout>
+      </c:layout>
+      <c:overlay val="0"/>
+      <c:spPr>
+        <a:noFill/>
+        <a:ln>
+          <a:noFill/>
+        </a:ln>
+        <a:effectLst/>
+      </c:spPr>
+      <c:txPr>
+        <a:bodyPr rot="0" spcFirstLastPara="1" vertOverflow="ellipsis" vert="horz" wrap="square" anchor="ctr" anchorCtr="1"/>
+        <a:lstStyle/>
+        <a:p>
+          <a:pPr>
+            <a:defRPr sz="900" b="0" i="0" u="none" strike="noStrike" kern="1200" baseline="0%">
+              <a:solidFill>
+                <a:schemeClr val="lt1">
+                  <a:lumMod val="85%"/>
+                </a:schemeClr>
+              </a:solidFill>
+              <a:latin typeface="+mn-lt"/>
+              <a:ea typeface="+mn-ea"/>
+              <a:cs typeface="+mn-cs"/>
+            </a:defRPr>
+          </a:pPr>
+          <a:endParaRPr lang="en-US"/>
+        </a:p>
+      </c:txPr>
+    </c:legend>
+    <c:plotVisOnly val="1"/>
+    <c:dispBlanksAs val="gap"/>
+    <c:extLst>
+      <c:ext xmlns:c16r3="http://schemas.microsoft.com/office/drawing/2017/03/chart" uri="{56B9EC1D-385E-4148-901F-78D8002777C0}">
+        <c16r3:dataDisplayOptions16>
+          <c16r3:dispNaAsBlank val="1"/>
+        </c16r3:dataDisplayOptions16>
+      </c:ext>
+    </c:extLst>
+    <c:showDLblsOverMax val="0"/>
+  </c:chart>
+  <c:spPr>
+    <a:gradFill flip="none" rotWithShape="1">
+      <a:gsLst>
+        <a:gs pos="0%">
+          <a:schemeClr val="dk1">
+            <a:lumMod val="65%"/>
+            <a:lumOff val="35%"/>
+          </a:schemeClr>
+        </a:gs>
+        <a:gs pos="100%">
+          <a:schemeClr val="dk1">
+            <a:lumMod val="85%"/>
+            <a:lumOff val="15%"/>
+          </a:schemeClr>
+        </a:gs>
+      </a:gsLst>
+      <a:path path="circle">
+        <a:fillToRect l="50%" t="50%" r="50%" b="50%"/>
+      </a:path>
+      <a:tileRect/>
+    </a:gradFill>
+    <a:ln>
+      <a:noFill/>
+    </a:ln>
+    <a:effectLst/>
+  </c:spPr>
+  <c:txPr>
+    <a:bodyPr/>
+    <a:lstStyle/>
+    <a:p>
+      <a:pPr>
+        <a:defRPr/>
+      </a:pPr>
+      <a:endParaRPr lang="en-US"/>
+    </a:p>
+  </c:txPr>
+  <c:externalData r:id="rId3">
+    <c:autoUpdate val="0"/>
+  </c:externalData>
+</c:chartSpace>
+</file>
+
+<file path=word/charts/colors1.xml><?xml version="1.0" encoding="utf-8"?>
+<cs:colorStyle xmlns:cs="http://schemas.microsoft.com/office/drawing/2012/chartStyle" xmlns:a="http://purl.oclc.org/ooxml/drawingml/main" meth="cycle" id="10">
+  <a:schemeClr val="accent1"/>
+  <a:schemeClr val="accent2"/>
+  <a:schemeClr val="accent3"/>
+  <a:schemeClr val="accent4"/>
+  <a:schemeClr val="accent5"/>
+  <a:schemeClr val="accent6"/>
+  <cs:variation/>
+  <cs:variation>
+    <a:lumMod val="60%"/>
+  </cs:variation>
+  <cs:variation>
+    <a:lumMod val="80%"/>
+    <a:lumOff val="20%"/>
+  </cs:variation>
+  <cs:variation>
+    <a:lumMod val="80%"/>
+  </cs:variation>
+  <cs:variation>
+    <a:lumMod val="60%"/>
+    <a:lumOff val="40%"/>
+  </cs:variation>
+  <cs:variation>
+    <a:lumMod val="50%"/>
+  </cs:variation>
+  <cs:variation>
+    <a:lumMod val="70%"/>
+    <a:lumOff val="30%"/>
+  </cs:variation>
+  <cs:variation>
+    <a:lumMod val="70%"/>
+  </cs:variation>
+  <cs:variation>
+    <a:lumMod val="50%"/>
+    <a:lumOff val="50%"/>
+  </cs:variation>
+</cs:colorStyle>
+</file>
+
+<file path=word/charts/style1.xml><?xml version="1.0" encoding="utf-8"?>
+<cs:chartStyle xmlns:cs="http://schemas.microsoft.com/office/drawing/2012/chartStyle" xmlns:a="http://purl.oclc.org/ooxml/drawingml/main" id="209">
+  <cs:axisTitle>
+    <cs:lnRef idx="0"/>
+    <cs:fillRef idx="0"/>
+    <cs:effectRef idx="0"/>
+    <cs:fontRef idx="minor">
+      <a:schemeClr val="lt1">
+        <a:lumMod val="85%"/>
+      </a:schemeClr>
+    </cs:fontRef>
+    <cs:defRPr sz="900" b="1" kern="1200" cap="all"/>
+  </cs:axisTitle>
+  <cs:categoryAxis>
+    <cs:lnRef idx="0"/>
+    <cs:fillRef idx="0"/>
+    <cs:effectRef idx="0"/>
+    <cs:fontRef idx="minor">
+      <a:schemeClr val="lt1">
+        <a:lumMod val="85%"/>
+      </a:schemeClr>
+    </cs:fontRef>
+    <cs:spPr>
+      <a:ln w="12700" cap="flat" cmpd="sng" algn="ctr">
+        <a:solidFill>
+          <a:schemeClr val="lt1">
+            <a:lumMod val="95%"/>
+            <a:alpha val="54%"/>
+          </a:schemeClr>
+        </a:solidFill>
+        <a:round/>
+      </a:ln>
+    </cs:spPr>
+    <cs:defRPr sz="900" kern="1200"/>
+  </cs:categoryAxis>
+  <cs:chartArea>
+    <cs:lnRef idx="0"/>
+    <cs:fillRef idx="0"/>
+    <cs:effectRef idx="0"/>
+    <cs:fontRef idx="minor">
+      <a:schemeClr val="dk1"/>
+    </cs:fontRef>
+    <cs:spPr>
+      <a:gradFill flip="none" rotWithShape="1">
+        <a:gsLst>
+          <a:gs pos="0%">
+            <a:schemeClr val="dk1">
+              <a:lumMod val="65%"/>
+              <a:lumOff val="35%"/>
+            </a:schemeClr>
+          </a:gs>
+          <a:gs pos="100%">
+            <a:schemeClr val="dk1">
+              <a:lumMod val="85%"/>
+              <a:lumOff val="15%"/>
+            </a:schemeClr>
+          </a:gs>
+        </a:gsLst>
+        <a:path path="circle">
+          <a:fillToRect l="50%" t="50%" r="50%" b="50%"/>
+        </a:path>
+        <a:tileRect/>
+      </a:gradFill>
+    </cs:spPr>
+    <cs:defRPr sz="1000" kern="1200"/>
+  </cs:chartArea>
+  <cs:dataLabel>
+    <cs:lnRef idx="0"/>
+    <cs:fillRef idx="0"/>
+    <cs:effectRef idx="0"/>
+    <cs:fontRef idx="minor">
+      <a:schemeClr val="lt1">
+        <a:lumMod val="85%"/>
+      </a:schemeClr>
+    </cs:fontRef>
+    <cs:defRPr sz="900" kern="1200"/>
+  </cs:dataLabel>
+  <cs:dataLabelCallout>
+    <cs:lnRef idx="0"/>
+    <cs:fillRef idx="0"/>
+    <cs:effectRef idx="0"/>
+    <cs:fontRef idx="minor">
+      <a:schemeClr val="dk1">
+        <a:lumMod val="65%"/>
+        <a:lumOff val="35%"/>
+      </a:schemeClr>
+    </cs:fontRef>
+    <cs:spPr>
+      <a:solidFill>
+        <a:schemeClr val="lt1"/>
+      </a:solidFill>
+    </cs:spPr>
+    <cs:defRPr sz="900" kern="1200"/>
+    <cs:bodyPr rot="0" spcFirstLastPara="1" vertOverflow="clip" horzOverflow="clip" vert="horz" wrap="square" lIns="36576" tIns="18288" rIns="36576" bIns="18288" anchor="ctr" anchorCtr="1">
+      <a:spAutoFit/>
+    </cs:bodyPr>
+  </cs:dataLabelCallout>
+  <cs:dataPoint>
+    <cs:lnRef idx="0"/>
+    <cs:fillRef idx="3">
+      <cs:styleClr val="auto"/>
+    </cs:fillRef>
+    <cs:effectRef idx="3"/>
+    <cs:fontRef idx="minor">
+      <a:schemeClr val="lt1"/>
+    </cs:fontRef>
+  </cs:dataPoint>
+  <cs:dataPoint3D>
+    <cs:lnRef idx="0"/>
+    <cs:fillRef idx="3">
+      <cs:styleClr val="auto"/>
+    </cs:fillRef>
+    <cs:effectRef idx="3"/>
+    <cs:fontRef idx="minor">
+      <a:schemeClr val="lt1"/>
+    </cs:fontRef>
+  </cs:dataPoint3D>
+  <cs:dataPointLine>
+    <cs:lnRef idx="0">
+      <cs:styleClr val="auto"/>
+    </cs:lnRef>
+    <cs:fillRef idx="3"/>
+    <cs:effectRef idx="3"/>
+    <cs:fontRef idx="minor">
+      <a:schemeClr val="lt1"/>
+    </cs:fontRef>
+    <cs:spPr>
+      <a:ln w="34925" cap="rnd">
+        <a:solidFill>
+          <a:schemeClr val="phClr"/>
+        </a:solidFill>
+        <a:round/>
+      </a:ln>
+    </cs:spPr>
+  </cs:dataPointLine>
+  <cs:dataPointMarker>
+    <cs:lnRef idx="0">
+      <cs:styleClr val="auto"/>
+    </cs:lnRef>
+    <cs:fillRef idx="3">
+      <cs:styleClr val="auto"/>
+    </cs:fillRef>
+    <cs:effectRef idx="3"/>
+    <cs:fontRef idx="minor">
+      <a:schemeClr val="lt1"/>
+    </cs:fontRef>
+    <cs:spPr>
+      <a:ln w="9525">
+        <a:solidFill>
+          <a:schemeClr val="phClr"/>
+        </a:solidFill>
+        <a:round/>
+      </a:ln>
+    </cs:spPr>
+  </cs:dataPointMarker>
+  <cs:dataPointMarkerLayout symbol="circle" size="6"/>
+  <cs:dataPointWireframe>
+    <cs:lnRef idx="0">
+      <cs:styleClr val="auto"/>
+    </cs:lnRef>
+    <cs:fillRef idx="3"/>
+    <cs:effectRef idx="3"/>
+    <cs:fontRef idx="minor">
+      <a:schemeClr val="lt1"/>
+    </cs:fontRef>
+    <cs:spPr>
+      <a:ln w="9525" cap="rnd">
+        <a:solidFill>
+          <a:schemeClr val="phClr"/>
+        </a:solidFill>
+        <a:round/>
+      </a:ln>
+    </cs:spPr>
+  </cs:dataPointWireframe>
+  <cs:dataTable>
+    <cs:lnRef idx="0"/>
+    <cs:fillRef idx="0"/>
+    <cs:effectRef idx="0"/>
+    <cs:fontRef idx="minor">
+      <a:schemeClr val="lt1">
+        <a:lumMod val="85%"/>
+      </a:schemeClr>
+    </cs:fontRef>
+    <cs:spPr>
+      <a:ln w="9525">
+        <a:solidFill>
+          <a:schemeClr val="lt1">
+            <a:lumMod val="95%"/>
+            <a:alpha val="54%"/>
+          </a:schemeClr>
+        </a:solidFill>
+      </a:ln>
+    </cs:spPr>
+    <cs:defRPr sz="900" kern="1200"/>
+  </cs:dataTable>
+  <cs:downBar>
+    <cs:lnRef idx="0"/>
+    <cs:fillRef idx="0"/>
+    <cs:effectRef idx="0"/>
+    <cs:fontRef idx="minor">
+      <a:schemeClr val="lt1"/>
+    </cs:fontRef>
+    <cs:spPr>
+      <a:solidFill>
+        <a:schemeClr val="dk1">
+          <a:lumMod val="75%"/>
+          <a:lumOff val="25%"/>
+        </a:schemeClr>
+      </a:solidFill>
+      <a:ln w="9525">
+        <a:solidFill>
+          <a:schemeClr val="lt1">
+            <a:lumMod val="95%"/>
+            <a:alpha val="54%"/>
+          </a:schemeClr>
+        </a:solidFill>
+      </a:ln>
+    </cs:spPr>
+  </cs:downBar>
+  <cs:dropLine>
+    <cs:lnRef idx="0"/>
+    <cs:fillRef idx="0"/>
+    <cs:effectRef idx="0"/>
+    <cs:fontRef idx="minor">
+      <a:schemeClr val="lt1"/>
+    </cs:fontRef>
+    <cs:spPr>
+      <a:ln w="9525">
+        <a:solidFill>
+          <a:schemeClr val="lt1">
+            <a:lumMod val="95%"/>
+            <a:alpha val="54%"/>
+          </a:schemeClr>
+        </a:solidFill>
+        <a:prstDash val="dash"/>
+      </a:ln>
+    </cs:spPr>
+  </cs:dropLine>
+  <cs:errorBar>
+    <cs:lnRef idx="0"/>
+    <cs:fillRef idx="0"/>
+    <cs:effectRef idx="0"/>
+    <cs:fontRef idx="minor">
+      <a:schemeClr val="lt1"/>
+    </cs:fontRef>
+    <cs:spPr>
+      <a:ln w="9525" cap="flat" cmpd="sng" algn="ctr">
+        <a:solidFill>
+          <a:schemeClr val="lt1">
+            <a:lumMod val="95%"/>
+          </a:schemeClr>
+        </a:solidFill>
+        <a:round/>
+      </a:ln>
+    </cs:spPr>
+  </cs:errorBar>
+  <cs:floor>
+    <cs:lnRef idx="0"/>
+    <cs:fillRef idx="0"/>
+    <cs:effectRef idx="0"/>
+    <cs:fontRef idx="minor">
+      <a:schemeClr val="lt1"/>
+    </cs:fontRef>
+  </cs:floor>
+  <cs:gridlineMajor>
+    <cs:lnRef idx="0"/>
+    <cs:fillRef idx="0"/>
+    <cs:effectRef idx="0"/>
+    <cs:fontRef idx="minor">
+      <a:schemeClr val="lt1"/>
+    </cs:fontRef>
+    <cs:spPr>
+      <a:ln w="9525" cap="flat" cmpd="sng" algn="ctr">
+        <a:solidFill>
+          <a:schemeClr val="lt1">
+            <a:lumMod val="95%"/>
+            <a:alpha val="10%"/>
+          </a:schemeClr>
+        </a:solidFill>
+        <a:round/>
+      </a:ln>
+    </cs:spPr>
+  </cs:gridlineMajor>
+  <cs:gridlineMinor>
+    <cs:lnRef idx="0"/>
+    <cs:fillRef idx="0"/>
+    <cs:effectRef idx="0"/>
+    <cs:fontRef idx="minor">
+      <a:schemeClr val="lt1"/>
+    </cs:fontRef>
+    <cs:spPr>
+      <a:ln>
+        <a:solidFill>
+          <a:schemeClr val="lt1">
+            <a:lumMod val="95%"/>
+            <a:alpha val="5%"/>
+          </a:schemeClr>
+        </a:solidFill>
+      </a:ln>
+    </cs:spPr>
+  </cs:gridlineMinor>
+  <cs:hiLoLine>
+    <cs:lnRef idx="0"/>
+    <cs:fillRef idx="0"/>
+    <cs:effectRef idx="0"/>
+    <cs:fontRef idx="minor">
+      <a:schemeClr val="lt1"/>
+    </cs:fontRef>
+    <cs:spPr>
+      <a:ln w="9525">
+        <a:solidFill>
+          <a:schemeClr val="lt1">
+            <a:lumMod val="95%"/>
+            <a:alpha val="54%"/>
+          </a:schemeClr>
+        </a:solidFill>
+        <a:prstDash val="dash"/>
+      </a:ln>
+    </cs:spPr>
+  </cs:hiLoLine>
+  <cs:leaderLine>
+    <cs:lnRef idx="0"/>
+    <cs:fillRef idx="0"/>
+    <cs:effectRef idx="0"/>
+    <cs:fontRef idx="minor">
+      <a:schemeClr val="lt1"/>
+    </cs:fontRef>
+    <cs:spPr>
+      <a:ln w="9525">
+        <a:solidFill>
+          <a:schemeClr val="lt1">
+            <a:lumMod val="95%"/>
+            <a:alpha val="54%"/>
+          </a:schemeClr>
+        </a:solidFill>
+      </a:ln>
+    </cs:spPr>
+  </cs:leaderLine>
+  <cs:legend>
+    <cs:lnRef idx="0"/>
+    <cs:fillRef idx="0"/>
+    <cs:effectRef idx="0"/>
+    <cs:fontRef idx="minor">
+      <a:schemeClr val="lt1">
+        <a:lumMod val="85%"/>
+      </a:schemeClr>
+    </cs:fontRef>
+    <cs:defRPr sz="900" kern="1200"/>
+  </cs:legend>
+  <cs:plotArea>
+    <cs:lnRef idx="0"/>
+    <cs:fillRef idx="0"/>
+    <cs:effectRef idx="0"/>
+    <cs:fontRef idx="minor">
+      <a:schemeClr val="lt1"/>
+    </cs:fontRef>
+  </cs:plotArea>
+  <cs:plotArea3D>
+    <cs:lnRef idx="0"/>
+    <cs:fillRef idx="0"/>
+    <cs:effectRef idx="0"/>
+    <cs:fontRef idx="minor">
+      <a:schemeClr val="lt1"/>
+    </cs:fontRef>
+  </cs:plotArea3D>
+  <cs:seriesAxis>
+    <cs:lnRef idx="0"/>
+    <cs:fillRef idx="0"/>
+    <cs:effectRef idx="0"/>
+    <cs:fontRef idx="minor">
+      <a:schemeClr val="lt1">
+        <a:lumMod val="85%"/>
+      </a:schemeClr>
+    </cs:fontRef>
+    <cs:spPr>
+      <a:ln w="12700" cap="flat" cmpd="sng" algn="ctr">
+        <a:solidFill>
+          <a:schemeClr val="lt1">
+            <a:lumMod val="95%"/>
+            <a:alpha val="54%"/>
+          </a:schemeClr>
+        </a:solidFill>
+        <a:round/>
+      </a:ln>
+    </cs:spPr>
+    <cs:defRPr sz="900" kern="1200"/>
+  </cs:seriesAxis>
+  <cs:seriesLine>
+    <cs:lnRef idx="0"/>
+    <cs:fillRef idx="0"/>
+    <cs:effectRef idx="0"/>
+    <cs:fontRef idx="minor">
+      <a:schemeClr val="lt1"/>
+    </cs:fontRef>
+    <cs:spPr>
+      <a:ln w="9525" cap="flat" cmpd="sng" algn="ctr">
+        <a:solidFill>
+          <a:schemeClr val="lt1">
+            <a:lumMod val="95%"/>
+            <a:alpha val="54%"/>
+          </a:schemeClr>
+        </a:solidFill>
+        <a:round/>
+      </a:ln>
+    </cs:spPr>
+  </cs:seriesLine>
+  <cs:title>
+    <cs:lnRef idx="0"/>
+    <cs:fillRef idx="0"/>
+    <cs:effectRef idx="0"/>
+    <cs:fontRef idx="minor">
+      <a:schemeClr val="lt1">
+        <a:lumMod val="95%"/>
+      </a:schemeClr>
+    </cs:fontRef>
+    <cs:defRPr sz="1600" b="1" kern="1200" spc="100" baseline="0%">
+      <a:effectLst>
+        <a:outerShdw blurRad="50800" dist="38100" dir="5400000" algn="t" rotWithShape="0">
+          <a:prstClr val="black">
+            <a:alpha val="40%"/>
+          </a:prstClr>
+        </a:outerShdw>
+      </a:effectLst>
+    </cs:defRPr>
+  </cs:title>
+  <cs:trendline>
+    <cs:lnRef idx="0">
+      <cs:styleClr val="auto"/>
+    </cs:lnRef>
+    <cs:fillRef idx="0"/>
+    <cs:effectRef idx="0"/>
+    <cs:fontRef idx="minor">
+      <a:schemeClr val="lt1"/>
+    </cs:fontRef>
+    <cs:spPr>
+      <a:ln w="19050" cap="rnd">
+        <a:solidFill>
+          <a:schemeClr val="phClr"/>
+        </a:solidFill>
+      </a:ln>
+    </cs:spPr>
+  </cs:trendline>
+  <cs:trendlineLabel>
+    <cs:lnRef idx="0"/>
+    <cs:fillRef idx="0"/>
+    <cs:effectRef idx="0"/>
+    <cs:fontRef idx="minor">
+      <a:schemeClr val="lt1">
+        <a:lumMod val="85%"/>
+      </a:schemeClr>
+    </cs:fontRef>
+    <cs:defRPr sz="900" kern="1200"/>
+  </cs:trendlineLabel>
+  <cs:upBar>
+    <cs:lnRef idx="0"/>
+    <cs:fillRef idx="0"/>
+    <cs:effectRef idx="0"/>
+    <cs:fontRef idx="minor">
+      <a:schemeClr val="lt1"/>
+    </cs:fontRef>
+    <cs:spPr>
+      <a:solidFill>
+        <a:schemeClr val="lt1"/>
+      </a:solidFill>
+      <a:ln w="9525">
+        <a:solidFill>
+          <a:schemeClr val="lt1">
+            <a:lumMod val="95%"/>
+            <a:alpha val="54%"/>
+          </a:schemeClr>
+        </a:solidFill>
+      </a:ln>
+    </cs:spPr>
+  </cs:upBar>
+  <cs:valueAxis>
+    <cs:lnRef idx="0"/>
+    <cs:fillRef idx="0"/>
+    <cs:effectRef idx="0"/>
+    <cs:fontRef idx="minor">
+      <a:schemeClr val="lt1">
+        <a:lumMod val="85%"/>
+      </a:schemeClr>
+    </cs:fontRef>
+    <cs:defRPr sz="900" kern="1200"/>
+  </cs:valueAxis>
+  <cs:wall>
+    <cs:lnRef idx="0"/>
+    <cs:fillRef idx="0"/>
+    <cs:effectRef idx="0"/>
+    <cs:fontRef idx="minor">
+      <a:schemeClr val="lt1"/>
+    </cs:fontRef>
+  </cs:wall>
+</cs:chartStyle>
+</file>
+
 <file path=word/theme/theme1.xml><?xml version="1.0" encoding="utf-8"?>
 <a:theme xmlns:a="http://purl.oclc.org/ooxml/drawingml/main" name="Office Theme">
   <a:themeElements>
@@ -7497,7 +8899,7 @@
 </file>
 
 <file path=customXml/itemProps1.xml><?xml version="1.0" encoding="utf-8"?>
-<ds:datastoreItem xmlns:ds="http://purl.oclc.org/ooxml/officeDocument/customXml" ds:itemID="{903D1301-E479-4A60-A309-FC4390E9A267}">
+<ds:datastoreItem xmlns:ds="http://purl.oclc.org/ooxml/officeDocument/customXml" ds:itemID="{CA86898F-9397-4DE7-8304-799D70F8EA25}">
   <ds:schemaRefs>
     <ds:schemaRef ds:uri="http://schemas.openxmlformats.org/officeDocument/2006/bibliography"/>
   </ds:schemaRefs>
